--- a/lab3/缓冲区溢出攻击_要点提示.docx
+++ b/lab3/缓冲区溢出攻击_要点提示.docx
@@ -342,6 +342,7 @@
       <w:r>
         <w:rPr>
           <w:rFonts w:hint="eastAsia" w:ascii="宋体" w:hAnsi="宋体"/>
+          <w:lang w:val="en-US" w:eastAsia="zh-CN"/>
         </w:rPr>
         <w:t xml:space="preserve"> </w:t>
       </w:r>
@@ -349,19 +350,32 @@
         <w:rPr>
           <w:rFonts w:ascii="宋体" w:hAnsi="宋体"/>
         </w:rPr>
-        <w:t> -z execstack</w:t>
-      </w:r>
-      <w:r>
-        <w:rPr>
-          <w:rFonts w:hint="eastAsia" w:ascii="宋体" w:hAnsi="宋体"/>
-        </w:rPr>
-        <w:t xml:space="preserve">  -DU</w:t>
+        <w:t>-z</w:t>
       </w:r>
       <w:r>
         <w:rPr>
           <w:rFonts w:hint="eastAsia" w:ascii="宋体" w:hAnsi="宋体"/>
           <w:lang w:val="en-US" w:eastAsia="zh-CN"/>
         </w:rPr>
+        <w:t xml:space="preserve"> </w:t>
+      </w:r>
+      <w:r>
+        <w:rPr>
+          <w:rFonts w:ascii="宋体" w:hAnsi="宋体"/>
+        </w:rPr>
+        <w:t>execstack</w:t>
+      </w:r>
+      <w:r>
+        <w:rPr>
+          <w:rFonts w:hint="eastAsia" w:ascii="宋体" w:hAnsi="宋体"/>
+        </w:rPr>
+        <w:t xml:space="preserve"> -DU</w:t>
+      </w:r>
+      <w:r>
+        <w:rPr>
+          <w:rFonts w:hint="eastAsia" w:ascii="宋体" w:hAnsi="宋体"/>
+          <w:lang w:val="en-US" w:eastAsia="zh-CN"/>
+        </w:rPr>
         <w:t>3</w:t>
       </w:r>
       <w:r>
@@ -395,6 +409,8 @@
         </w:rPr>
         <w:t xml:space="preserve">  (3)   程序使用方法</w:t>
       </w:r>
+      <w:bookmarkStart w:id="0" w:name="_GoBack"/>
+      <w:bookmarkEnd w:id="0"/>
     </w:p>
     <w:p>
       <w:pPr>
@@ -550,8 +566,6 @@
           </wp:inline>
         </w:drawing>
       </w:r>
-      <w:bookmarkStart w:id="0" w:name="_GoBack"/>
-      <w:bookmarkEnd w:id="0"/>
     </w:p>
     <w:p>
       <w:pPr>
